--- a/docs/pilot-v3/02_EVNest_App_Screens_Specification_v3.docx
+++ b/docs/pilot-v3/02_EVNest_App_Screens_Specification_v3.docx
@@ -56,7 +56,7 @@
           <w:iCs/>
           <w:color w:val="555555"/>
         </w:rPr>
-        <w:t xml:space="preserve">Version 3.0 — Pilot MVP  ·  30 September 2026  ·  Replaces version 2</w:t>
+        <w:t xml:space="preserve">Version 3.1 — Pilot MVP  ·  1 October 2026  ·  Adds damage and fault reporting</w:t>
       </w:r>
     </w:p>
     <w:p>
@@ -2356,7 +2356,7 @@
                 <w:sz w:val="18"/>
                 <w:szCs w:val="18"/>
               </w:rPr>
-              <w:t xml:space="preserve">Scan QR to start (if FREE), Still occupied (if FREE), Join queue</w:t>
+              <w:t xml:space="preserve">Scan QR to start (if FREE), Still occupied (if FREE), Join queue, Report damage or fault</w:t>
             </w:r>
           </w:p>
         </w:tc>
@@ -3070,7 +3070,7 @@
                 <w:sz w:val="18"/>
                 <w:szCs w:val="18"/>
               </w:rPr>
-              <w:t xml:space="preserve">End session</w:t>
+              <w:t xml:space="preserve">End session, Report damage or fault</w:t>
             </w:r>
           </w:p>
         </w:tc>
@@ -3100,6 +3100,246 @@
                 <w:szCs w:val="18"/>
               </w:rPr>
               <w:t xml:space="preserve">v_my_sessions</w:t>
+            </w:r>
+          </w:p>
+        </w:tc>
+      </w:tr>
+      <w:tr>
+        <w:trPr>
+          <w:tblHeader w:val="off"/>
+        </w:trPr>
+        <w:tc>
+          <w:tcPr>
+            <w:tcW w:type="dxa" w:w="1800"/>
+            <w:tcBorders>
+              <w:top w:val="single" w:color="BFBFBF" w:sz="4"/>
+              <w:left w:val="single" w:color="BFBFBF" w:sz="4"/>
+              <w:bottom w:val="single" w:color="BFBFBF" w:sz="4"/>
+              <w:right w:val="single" w:color="BFBFBF" w:sz="4"/>
+            </w:tcBorders>
+            <w:shd w:fill="F5F5F5" w:color="auto" w:val="clear"/>
+            <w:tcMar>
+              <w:top w:type="dxa" w:w="70"/>
+              <w:left w:type="dxa" w:w="100"/>
+              <w:bottom w:type="dxa" w:w="70"/>
+              <w:right w:type="dxa" w:w="100"/>
+            </w:tcMar>
+          </w:tcPr>
+          <w:p>
+            <w:r>
+              <w:rPr>
+                <w:b w:val="false"/>
+                <w:bCs w:val="false"/>
+                <w:sz w:val="18"/>
+                <w:szCs w:val="18"/>
+              </w:rPr>
+              <w:t xml:space="preserve">Report damage or fault</w:t>
+            </w:r>
+          </w:p>
+        </w:tc>
+        <w:tc>
+          <w:tcPr>
+            <w:tcW w:type="dxa" w:w="3500"/>
+            <w:tcBorders>
+              <w:top w:val="single" w:color="BFBFBF" w:sz="4"/>
+              <w:left w:val="single" w:color="BFBFBF" w:sz="4"/>
+              <w:bottom w:val="single" w:color="BFBFBF" w:sz="4"/>
+              <w:right w:val="single" w:color="BFBFBF" w:sz="4"/>
+            </w:tcBorders>
+            <w:shd w:fill="F5F5F5" w:color="auto" w:val="clear"/>
+            <w:tcMar>
+              <w:top w:type="dxa" w:w="70"/>
+              <w:left w:type="dxa" w:w="100"/>
+              <w:bottom w:type="dxa" w:w="70"/>
+              <w:right w:type="dxa" w:w="100"/>
+            </w:tcMar>
+          </w:tcPr>
+          <w:p>
+            <w:r>
+              <w:rPr>
+                <w:b w:val="false"/>
+                <w:bCs w:val="false"/>
+                <w:sz w:val="18"/>
+                <w:szCs w:val="18"/>
+              </w:rPr>
+              <w:t xml:space="preserve">Charger (pre-filled), type: Vehicle damaged / Charger damaged / Charger not working / Safety hazard; description; up to 5 photos (camera or gallery; required for damage). Note: “The charger will be taken out of service and your admin alerted.”</w:t>
+            </w:r>
+          </w:p>
+        </w:tc>
+        <w:tc>
+          <w:tcPr>
+            <w:tcW w:type="dxa" w:w="1900"/>
+            <w:tcBorders>
+              <w:top w:val="single" w:color="BFBFBF" w:sz="4"/>
+              <w:left w:val="single" w:color="BFBFBF" w:sz="4"/>
+              <w:bottom w:val="single" w:color="BFBFBF" w:sz="4"/>
+              <w:right w:val="single" w:color="BFBFBF" w:sz="4"/>
+            </w:tcBorders>
+            <w:shd w:fill="F5F5F5" w:color="auto" w:val="clear"/>
+            <w:tcMar>
+              <w:top w:type="dxa" w:w="70"/>
+              <w:left w:type="dxa" w:w="100"/>
+              <w:bottom w:type="dxa" w:w="70"/>
+              <w:right w:type="dxa" w:w="100"/>
+            </w:tcMar>
+          </w:tcPr>
+          <w:p>
+            <w:r>
+              <w:rPr>
+                <w:b w:val="false"/>
+                <w:bCs w:val="false"/>
+                <w:sz w:val="18"/>
+                <w:szCs w:val="18"/>
+              </w:rPr>
+              <w:t xml:space="preserve">Submit (confirm)</w:t>
+            </w:r>
+          </w:p>
+        </w:tc>
+        <w:tc>
+          <w:tcPr>
+            <w:tcW w:type="dxa" w:w="1826"/>
+            <w:tcBorders>
+              <w:top w:val="single" w:color="BFBFBF" w:sz="4"/>
+              <w:left w:val="single" w:color="BFBFBF" w:sz="4"/>
+              <w:bottom w:val="single" w:color="BFBFBF" w:sz="4"/>
+              <w:right w:val="single" w:color="BFBFBF" w:sz="4"/>
+            </w:tcBorders>
+            <w:shd w:fill="F5F5F5" w:color="auto" w:val="clear"/>
+            <w:tcMar>
+              <w:top w:type="dxa" w:w="70"/>
+              <w:left w:type="dxa" w:w="100"/>
+              <w:bottom w:type="dxa" w:w="70"/>
+              <w:right w:type="dxa" w:w="100"/>
+            </w:tcMar>
+          </w:tcPr>
+          <w:p>
+            <w:r>
+              <w:rPr>
+                <w:rFonts w:ascii="Consolas" w:cs="Consolas" w:eastAsia="Consolas" w:hAnsi="Consolas"/>
+                <w:b w:val="false"/>
+                <w:bCs w:val="false"/>
+                <w:sz w:val="18"/>
+                <w:szCs w:val="18"/>
+              </w:rPr>
+              <w:t xml:space="preserve">storage upload, report_incident</w:t>
+            </w:r>
+          </w:p>
+        </w:tc>
+      </w:tr>
+      <w:tr>
+        <w:trPr>
+          <w:tblHeader w:val="off"/>
+        </w:trPr>
+        <w:tc>
+          <w:tcPr>
+            <w:tcW w:type="dxa" w:w="1800"/>
+            <w:tcBorders>
+              <w:top w:val="single" w:color="BFBFBF" w:sz="4"/>
+              <w:left w:val="single" w:color="BFBFBF" w:sz="4"/>
+              <w:bottom w:val="single" w:color="BFBFBF" w:sz="4"/>
+              <w:right w:val="single" w:color="BFBFBF" w:sz="4"/>
+            </w:tcBorders>
+            <w:tcMar>
+              <w:top w:type="dxa" w:w="70"/>
+              <w:left w:type="dxa" w:w="100"/>
+              <w:bottom w:type="dxa" w:w="70"/>
+              <w:right w:type="dxa" w:w="100"/>
+            </w:tcMar>
+          </w:tcPr>
+          <w:p>
+            <w:r>
+              <w:rPr>
+                <w:b w:val="false"/>
+                <w:bCs w:val="false"/>
+                <w:sz w:val="18"/>
+                <w:szCs w:val="18"/>
+              </w:rPr>
+              <w:t xml:space="preserve">My reports</w:t>
+            </w:r>
+          </w:p>
+        </w:tc>
+        <w:tc>
+          <w:tcPr>
+            <w:tcW w:type="dxa" w:w="3500"/>
+            <w:tcBorders>
+              <w:top w:val="single" w:color="BFBFBF" w:sz="4"/>
+              <w:left w:val="single" w:color="BFBFBF" w:sz="4"/>
+              <w:bottom w:val="single" w:color="BFBFBF" w:sz="4"/>
+              <w:right w:val="single" w:color="BFBFBF" w:sz="4"/>
+            </w:tcBorders>
+            <w:tcMar>
+              <w:top w:type="dxa" w:w="70"/>
+              <w:left w:type="dxa" w:w="100"/>
+              <w:bottom w:type="dxa" w:w="70"/>
+              <w:right w:type="dxa" w:w="100"/>
+            </w:tcMar>
+          </w:tcPr>
+          <w:p>
+            <w:r>
+              <w:rPr>
+                <w:b w:val="false"/>
+                <w:bCs w:val="false"/>
+                <w:sz w:val="18"/>
+                <w:szCs w:val="18"/>
+              </w:rPr>
+              <w:t xml:space="preserve">Reports with status and history (Open → Sent to charging company → Resolved)</w:t>
+            </w:r>
+          </w:p>
+        </w:tc>
+        <w:tc>
+          <w:tcPr>
+            <w:tcW w:type="dxa" w:w="1900"/>
+            <w:tcBorders>
+              <w:top w:val="single" w:color="BFBFBF" w:sz="4"/>
+              <w:left w:val="single" w:color="BFBFBF" w:sz="4"/>
+              <w:bottom w:val="single" w:color="BFBFBF" w:sz="4"/>
+              <w:right w:val="single" w:color="BFBFBF" w:sz="4"/>
+            </w:tcBorders>
+            <w:tcMar>
+              <w:top w:type="dxa" w:w="70"/>
+              <w:left w:type="dxa" w:w="100"/>
+              <w:bottom w:type="dxa" w:w="70"/>
+              <w:right w:type="dxa" w:w="100"/>
+            </w:tcMar>
+          </w:tcPr>
+          <w:p>
+            <w:r>
+              <w:rPr>
+                <w:b w:val="false"/>
+                <w:bCs w:val="false"/>
+                <w:sz w:val="18"/>
+                <w:szCs w:val="18"/>
+              </w:rPr>
+              <w:t xml:space="preserve">Tap for detail</w:t>
+            </w:r>
+          </w:p>
+        </w:tc>
+        <w:tc>
+          <w:tcPr>
+            <w:tcW w:type="dxa" w:w="1826"/>
+            <w:tcBorders>
+              <w:top w:val="single" w:color="BFBFBF" w:sz="4"/>
+              <w:left w:val="single" w:color="BFBFBF" w:sz="4"/>
+              <w:bottom w:val="single" w:color="BFBFBF" w:sz="4"/>
+              <w:right w:val="single" w:color="BFBFBF" w:sz="4"/>
+            </w:tcBorders>
+            <w:tcMar>
+              <w:top w:type="dxa" w:w="70"/>
+              <w:left w:type="dxa" w:w="100"/>
+              <w:bottom w:type="dxa" w:w="70"/>
+              <w:right w:type="dxa" w:w="100"/>
+            </w:tcMar>
+          </w:tcPr>
+          <w:p>
+            <w:r>
+              <w:rPr>
+                <w:rFonts w:ascii="Consolas" w:cs="Consolas" w:eastAsia="Consolas" w:hAnsi="Consolas"/>
+                <w:b w:val="false"/>
+                <w:bCs w:val="false"/>
+                <w:sz w:val="18"/>
+                <w:szCs w:val="18"/>
+              </w:rPr>
+              <w:t xml:space="preserve">v_my_incidents</w:t>
             </w:r>
           </w:p>
         </w:tc>
@@ -4725,6 +4965,125 @@
                 <w:sz w:val="18"/>
                 <w:szCs w:val="18"/>
               </w:rPr>
+              <w:t xml:space="preserve">Incidents</w:t>
+            </w:r>
+          </w:p>
+        </w:tc>
+        <w:tc>
+          <w:tcPr>
+            <w:tcW w:type="dxa" w:w="3500"/>
+            <w:tcBorders>
+              <w:top w:val="single" w:color="BFBFBF" w:sz="4"/>
+              <w:left w:val="single" w:color="BFBFBF" w:sz="4"/>
+              <w:bottom w:val="single" w:color="BFBFBF" w:sz="4"/>
+              <w:right w:val="single" w:color="BFBFBF" w:sz="4"/>
+            </w:tcBorders>
+            <w:tcMar>
+              <w:top w:type="dxa" w:w="70"/>
+              <w:left w:type="dxa" w:w="100"/>
+              <w:bottom w:type="dxa" w:w="70"/>
+              <w:right w:type="dxa" w:w="100"/>
+            </w:tcMar>
+          </w:tcPr>
+          <w:p>
+            <w:r>
+              <w:rPr>
+                <w:b w:val="false"/>
+                <w:bCs w:val="false"/>
+                <w:sz w:val="18"/>
+                <w:szCs w:val="18"/>
+              </w:rPr>
+              <w:t xml:space="preserve">Open first: charger, type, time, reporter, photos, linked session (time, flat, resident name and phone), history</w:t>
+            </w:r>
+          </w:p>
+        </w:tc>
+        <w:tc>
+          <w:tcPr>
+            <w:tcW w:type="dxa" w:w="1900"/>
+            <w:tcBorders>
+              <w:top w:val="single" w:color="BFBFBF" w:sz="4"/>
+              <w:left w:val="single" w:color="BFBFBF" w:sz="4"/>
+              <w:bottom w:val="single" w:color="BFBFBF" w:sz="4"/>
+              <w:right w:val="single" w:color="BFBFBF" w:sz="4"/>
+            </w:tcBorders>
+            <w:tcMar>
+              <w:top w:type="dxa" w:w="70"/>
+              <w:left w:type="dxa" w:w="100"/>
+              <w:bottom w:type="dxa" w:w="70"/>
+              <w:right w:type="dxa" w:w="100"/>
+            </w:tcMar>
+          </w:tcPr>
+          <w:p>
+            <w:r>
+              <w:rPr>
+                <w:b w:val="false"/>
+                <w:bCs w:val="false"/>
+                <w:sz w:val="18"/>
+                <w:szCs w:val="18"/>
+              </w:rPr>
+              <w:t xml:space="preserve">Change status, add charging company reference and note, Share PDF (WhatsApp/email), Set charger back to OK</w:t>
+            </w:r>
+          </w:p>
+        </w:tc>
+        <w:tc>
+          <w:tcPr>
+            <w:tcW w:type="dxa" w:w="1826"/>
+            <w:tcBorders>
+              <w:top w:val="single" w:color="BFBFBF" w:sz="4"/>
+              <w:left w:val="single" w:color="BFBFBF" w:sz="4"/>
+              <w:bottom w:val="single" w:color="BFBFBF" w:sz="4"/>
+              <w:right w:val="single" w:color="BFBFBF" w:sz="4"/>
+            </w:tcBorders>
+            <w:tcMar>
+              <w:top w:type="dxa" w:w="70"/>
+              <w:left w:type="dxa" w:w="100"/>
+              <w:bottom w:type="dxa" w:w="70"/>
+              <w:right w:type="dxa" w:w="100"/>
+            </w:tcMar>
+          </w:tcPr>
+          <w:p>
+            <w:r>
+              <w:rPr>
+                <w:rFonts w:ascii="Consolas" w:cs="Consolas" w:eastAsia="Consolas" w:hAnsi="Consolas"/>
+                <w:b w:val="false"/>
+                <w:bCs w:val="false"/>
+                <w:sz w:val="18"/>
+                <w:szCs w:val="18"/>
+              </w:rPr>
+              <w:t xml:space="preserve">v_admin_incidents, admin_update_incident, admin_set_condition</w:t>
+            </w:r>
+          </w:p>
+        </w:tc>
+      </w:tr>
+      <w:tr>
+        <w:trPr>
+          <w:tblHeader w:val="off"/>
+        </w:trPr>
+        <w:tc>
+          <w:tcPr>
+            <w:tcW w:type="dxa" w:w="1800"/>
+            <w:tcBorders>
+              <w:top w:val="single" w:color="BFBFBF" w:sz="4"/>
+              <w:left w:val="single" w:color="BFBFBF" w:sz="4"/>
+              <w:bottom w:val="single" w:color="BFBFBF" w:sz="4"/>
+              <w:right w:val="single" w:color="BFBFBF" w:sz="4"/>
+            </w:tcBorders>
+            <w:shd w:fill="F5F5F5" w:color="auto" w:val="clear"/>
+            <w:tcMar>
+              <w:top w:type="dxa" w:w="70"/>
+              <w:left w:type="dxa" w:w="100"/>
+              <w:bottom w:type="dxa" w:w="70"/>
+              <w:right w:type="dxa" w:w="100"/>
+            </w:tcMar>
+          </w:tcPr>
+          <w:p>
+            <w:r>
+              <w:rPr>
+                <w:b w:val="false"/>
+                <w:bCs w:val="false"/>
+                <w:sz w:val="18"/>
+                <w:szCs w:val="18"/>
+              </w:rPr>
               <w:t xml:space="preserve">Settings</w:t>
             </w:r>
           </w:p>
@@ -4738,6 +5097,7 @@
               <w:bottom w:val="single" w:color="BFBFBF" w:sz="4"/>
               <w:right w:val="single" w:color="BFBFBF" w:sz="4"/>
             </w:tcBorders>
+            <w:shd w:fill="F5F5F5" w:color="auto" w:val="clear"/>
             <w:tcMar>
               <w:top w:type="dxa" w:w="70"/>
               <w:left w:type="dxa" w:w="100"/>
@@ -4766,6 +5126,7 @@
               <w:bottom w:val="single" w:color="BFBFBF" w:sz="4"/>
               <w:right w:val="single" w:color="BFBFBF" w:sz="4"/>
             </w:tcBorders>
+            <w:shd w:fill="F5F5F5" w:color="auto" w:val="clear"/>
             <w:tcMar>
               <w:top w:type="dxa" w:w="70"/>
               <w:left w:type="dxa" w:w="100"/>
@@ -4794,6 +5155,7 @@
               <w:bottom w:val="single" w:color="BFBFBF" w:sz="4"/>
               <w:right w:val="single" w:color="BFBFBF" w:sz="4"/>
             </w:tcBorders>
+            <w:shd w:fill="F5F5F5" w:color="auto" w:val="clear"/>
             <w:tcMar>
               <w:top w:type="dxa" w:w="70"/>
               <w:left w:type="dxa" w:w="100"/>
@@ -4861,7 +5223,20 @@
         <w:spacing w:after="70"/>
       </w:pPr>
       <w:r>
-        <w:t xml:space="preserve">Every destructive action has a confirm step: End session, Leave queue, Give up turn, Reject, Suspend, Admin end, Set condition, Settings, Delete account.</w:t>
+        <w:t xml:space="preserve">Every destructive action has a confirm step: End session, Leave queue, Give up turn, Reject, Suspend, Admin end, Set condition, Settings, Delete account, Submit damage report.</w:t>
+      </w:r>
+    </w:p>
+    <w:p>
+      <w:pPr>
+        <w:pStyle w:val="ListParagraph"/>
+        <w:numPr>
+          <w:ilvl w:val="0"/>
+          <w:numId w:val="2"/>
+        </w:numPr>
+        <w:spacing w:after="70"/>
+      </w:pPr>
+      <w:r>
+        <w:t xml:space="preserve">Photos: the app compresses to ≤ 5 MB and removes location metadata before upload. Photos open only for the reporter and the society’s admins.</w:t>
       </w:r>
     </w:p>
     <w:p>
@@ -5815,7 +6190,7 @@
                 <w:sz w:val="18"/>
                 <w:szCs w:val="18"/>
               </w:rPr>
-              <w:t xml:space="preserve">MEMBERSHIP_NOT_VERIFIED</w:t>
+              <w:t xml:space="preserve">INCIDENT_PHOTO_REQUIRED</w:t>
             </w:r>
           </w:p>
         </w:tc>
@@ -5844,7 +6219,7 @@
                 <w:sz w:val="18"/>
                 <w:szCs w:val="18"/>
               </w:rPr>
-              <w:t xml:space="preserve">Your account is waiting for approval by your society admin.</w:t>
+              <w:t xml:space="preserve">Please add at least one photo of the damage.</w:t>
             </w:r>
           </w:p>
         </w:tc>
@@ -5878,7 +6253,7 @@
                 <w:sz w:val="18"/>
                 <w:szCs w:val="18"/>
               </w:rPr>
-              <w:t xml:space="preserve">VEHICLE_LIMIT_REACHED</w:t>
+              <w:t xml:space="preserve">MEMBERSHIP_NOT_VERIFIED</w:t>
             </w:r>
           </w:p>
         </w:tc>
@@ -5906,7 +6281,7 @@
                 <w:sz w:val="18"/>
                 <w:szCs w:val="18"/>
               </w:rPr>
-              <w:t xml:space="preserve">You can add up to 2 vehicles.</w:t>
+              <w:t xml:space="preserve">Your account is waiting for approval by your society admin.</w:t>
             </w:r>
           </w:p>
         </w:tc>
@@ -5941,7 +6316,7 @@
                 <w:sz w:val="18"/>
                 <w:szCs w:val="18"/>
               </w:rPr>
-              <w:t xml:space="preserve">RATE_LIMITED</w:t>
+              <w:t xml:space="preserve">VEHICLE_LIMIT_REACHED</w:t>
             </w:r>
           </w:p>
         </w:tc>
@@ -5970,7 +6345,7 @@
                 <w:sz w:val="18"/>
                 <w:szCs w:val="18"/>
               </w:rPr>
-              <w:t xml:space="preserve">Too many attempts. Please wait a minute.</w:t>
+              <w:t xml:space="preserve">You can add up to 2 vehicles.</w:t>
             </w:r>
           </w:p>
         </w:tc>
@@ -6004,6 +6379,69 @@
                 <w:sz w:val="18"/>
                 <w:szCs w:val="18"/>
               </w:rPr>
+              <w:t xml:space="preserve">RATE_LIMITED</w:t>
+            </w:r>
+          </w:p>
+        </w:tc>
+        <w:tc>
+          <w:tcPr>
+            <w:tcW w:type="dxa" w:w="6026"/>
+            <w:tcBorders>
+              <w:top w:val="single" w:color="BFBFBF" w:sz="4"/>
+              <w:left w:val="single" w:color="BFBFBF" w:sz="4"/>
+              <w:bottom w:val="single" w:color="BFBFBF" w:sz="4"/>
+              <w:right w:val="single" w:color="BFBFBF" w:sz="4"/>
+            </w:tcBorders>
+            <w:tcMar>
+              <w:top w:type="dxa" w:w="70"/>
+              <w:left w:type="dxa" w:w="100"/>
+              <w:bottom w:type="dxa" w:w="70"/>
+              <w:right w:type="dxa" w:w="100"/>
+            </w:tcMar>
+          </w:tcPr>
+          <w:p>
+            <w:r>
+              <w:rPr>
+                <w:b w:val="false"/>
+                <w:bCs w:val="false"/>
+                <w:sz w:val="18"/>
+                <w:szCs w:val="18"/>
+              </w:rPr>
+              <w:t xml:space="preserve">Too many attempts. Please wait a minute.</w:t>
+            </w:r>
+          </w:p>
+        </w:tc>
+      </w:tr>
+      <w:tr>
+        <w:trPr>
+          <w:tblHeader w:val="off"/>
+        </w:trPr>
+        <w:tc>
+          <w:tcPr>
+            <w:tcW w:type="dxa" w:w="3000"/>
+            <w:tcBorders>
+              <w:top w:val="single" w:color="BFBFBF" w:sz="4"/>
+              <w:left w:val="single" w:color="BFBFBF" w:sz="4"/>
+              <w:bottom w:val="single" w:color="BFBFBF" w:sz="4"/>
+              <w:right w:val="single" w:color="BFBFBF" w:sz="4"/>
+            </w:tcBorders>
+            <w:shd w:fill="F5F5F5" w:color="auto" w:val="clear"/>
+            <w:tcMar>
+              <w:top w:type="dxa" w:w="70"/>
+              <w:left w:type="dxa" w:w="100"/>
+              <w:bottom w:type="dxa" w:w="70"/>
+              <w:right w:type="dxa" w:w="100"/>
+            </w:tcMar>
+          </w:tcPr>
+          <w:p>
+            <w:r>
+              <w:rPr>
+                <w:rFonts w:ascii="Consolas" w:cs="Consolas" w:eastAsia="Consolas" w:hAnsi="Consolas"/>
+                <w:b w:val="false"/>
+                <w:bCs w:val="false"/>
+                <w:sz w:val="18"/>
+                <w:szCs w:val="18"/>
+              </w:rPr>
               <w:t xml:space="preserve">Other / network</w:t>
             </w:r>
           </w:p>
@@ -6017,6 +6455,7 @@
               <w:bottom w:val="single" w:color="BFBFBF" w:sz="4"/>
               <w:right w:val="single" w:color="BFBFBF" w:sz="4"/>
             </w:tcBorders>
+            <w:shd w:fill="F5F5F5" w:color="auto" w:val="clear"/>
             <w:tcMar>
               <w:top w:type="dxa" w:w="70"/>
               <w:left w:type="dxa" w:w="100"/>
@@ -6052,7 +6491,7 @@
         <w:spacing w:after="120"/>
       </w:pPr>
       <w:r>
-        <w:t xml:space="preserve">Stored in notifications and pushed by FCM. During quiet hours (11 pm–6 am) no pushes are sent; they are held until 6 am and stay visible in the app.</w:t>
+        <w:t xml:space="preserve">Stored in notifications and pushed by FCM. During quiet hours (11 pm–6 am) no pushes are sent; they are held until 6 am and stay visible in the app. The one exception is ADMIN_INCIDENT_REPORTED, which is sent immediately for safety.</w:t>
       </w:r>
     </w:p>
     <w:tbl>
@@ -7627,6 +8066,189 @@
                 <w:szCs w:val="18"/>
               </w:rPr>
               <w:t xml:space="preserve">Sessions</w:t>
+            </w:r>
+          </w:p>
+        </w:tc>
+      </w:tr>
+      <w:tr>
+        <w:trPr>
+          <w:tblHeader w:val="off"/>
+        </w:trPr>
+        <w:tc>
+          <w:tcPr>
+            <w:tcW w:type="dxa" w:w="2800"/>
+            <w:tcBorders>
+              <w:top w:val="single" w:color="BFBFBF" w:sz="4"/>
+              <w:left w:val="single" w:color="BFBFBF" w:sz="4"/>
+              <w:bottom w:val="single" w:color="BFBFBF" w:sz="4"/>
+              <w:right w:val="single" w:color="BFBFBF" w:sz="4"/>
+            </w:tcBorders>
+            <w:tcMar>
+              <w:top w:type="dxa" w:w="70"/>
+              <w:left w:type="dxa" w:w="100"/>
+              <w:bottom w:type="dxa" w:w="70"/>
+              <w:right w:type="dxa" w:w="100"/>
+            </w:tcMar>
+          </w:tcPr>
+          <w:p>
+            <w:r>
+              <w:rPr>
+                <w:rFonts w:ascii="Consolas" w:cs="Consolas" w:eastAsia="Consolas" w:hAnsi="Consolas"/>
+                <w:b w:val="false"/>
+                <w:bCs w:val="false"/>
+                <w:sz w:val="18"/>
+                <w:szCs w:val="18"/>
+              </w:rPr>
+              <w:t xml:space="preserve">ADMIN_INCIDENT_REPORTED</w:t>
+            </w:r>
+          </w:p>
+        </w:tc>
+        <w:tc>
+          <w:tcPr>
+            <w:tcW w:type="dxa" w:w="4600"/>
+            <w:tcBorders>
+              <w:top w:val="single" w:color="BFBFBF" w:sz="4"/>
+              <w:left w:val="single" w:color="BFBFBF" w:sz="4"/>
+              <w:bottom w:val="single" w:color="BFBFBF" w:sz="4"/>
+              <w:right w:val="single" w:color="BFBFBF" w:sz="4"/>
+            </w:tcBorders>
+            <w:tcMar>
+              <w:top w:type="dxa" w:w="70"/>
+              <w:left w:type="dxa" w:w="100"/>
+              <w:bottom w:type="dxa" w:w="70"/>
+              <w:right w:type="dxa" w:w="100"/>
+            </w:tcMar>
+          </w:tcPr>
+          <w:p>
+            <w:r>
+              <w:rPr>
+                <w:b w:val="false"/>
+                <w:bCs w:val="false"/>
+                <w:sz w:val="18"/>
+                <w:szCs w:val="18"/>
+              </w:rPr>
+              <w:t xml:space="preserve">{Kind} reported on {charger} — {charger} has been taken out of service. Tap to review.</w:t>
+            </w:r>
+          </w:p>
+        </w:tc>
+        <w:tc>
+          <w:tcPr>
+            <w:tcW w:type="dxa" w:w="1626"/>
+            <w:tcBorders>
+              <w:top w:val="single" w:color="BFBFBF" w:sz="4"/>
+              <w:left w:val="single" w:color="BFBFBF" w:sz="4"/>
+              <w:bottom w:val="single" w:color="BFBFBF" w:sz="4"/>
+              <w:right w:val="single" w:color="BFBFBF" w:sz="4"/>
+            </w:tcBorders>
+            <w:tcMar>
+              <w:top w:type="dxa" w:w="70"/>
+              <w:left w:type="dxa" w:w="100"/>
+              <w:bottom w:type="dxa" w:w="70"/>
+              <w:right w:type="dxa" w:w="100"/>
+            </w:tcMar>
+          </w:tcPr>
+          <w:p>
+            <w:r>
+              <w:rPr>
+                <w:b w:val="false"/>
+                <w:bCs w:val="false"/>
+                <w:sz w:val="18"/>
+                <w:szCs w:val="18"/>
+              </w:rPr>
+              <w:t xml:space="preserve">Incidents</w:t>
+            </w:r>
+          </w:p>
+        </w:tc>
+      </w:tr>
+      <w:tr>
+        <w:trPr>
+          <w:tblHeader w:val="off"/>
+        </w:trPr>
+        <w:tc>
+          <w:tcPr>
+            <w:tcW w:type="dxa" w:w="2800"/>
+            <w:tcBorders>
+              <w:top w:val="single" w:color="BFBFBF" w:sz="4"/>
+              <w:left w:val="single" w:color="BFBFBF" w:sz="4"/>
+              <w:bottom w:val="single" w:color="BFBFBF" w:sz="4"/>
+              <w:right w:val="single" w:color="BFBFBF" w:sz="4"/>
+            </w:tcBorders>
+            <w:shd w:fill="F5F5F5" w:color="auto" w:val="clear"/>
+            <w:tcMar>
+              <w:top w:type="dxa" w:w="70"/>
+              <w:left w:type="dxa" w:w="100"/>
+              <w:bottom w:type="dxa" w:w="70"/>
+              <w:right w:type="dxa" w:w="100"/>
+            </w:tcMar>
+          </w:tcPr>
+          <w:p>
+            <w:r>
+              <w:rPr>
+                <w:rFonts w:ascii="Consolas" w:cs="Consolas" w:eastAsia="Consolas" w:hAnsi="Consolas"/>
+                <w:b w:val="false"/>
+                <w:bCs w:val="false"/>
+                <w:sz w:val="18"/>
+                <w:szCs w:val="18"/>
+              </w:rPr>
+              <w:t xml:space="preserve">INCIDENT_UPDATED</w:t>
+            </w:r>
+          </w:p>
+        </w:tc>
+        <w:tc>
+          <w:tcPr>
+            <w:tcW w:type="dxa" w:w="4600"/>
+            <w:tcBorders>
+              <w:top w:val="single" w:color="BFBFBF" w:sz="4"/>
+              <w:left w:val="single" w:color="BFBFBF" w:sz="4"/>
+              <w:bottom w:val="single" w:color="BFBFBF" w:sz="4"/>
+              <w:right w:val="single" w:color="BFBFBF" w:sz="4"/>
+            </w:tcBorders>
+            <w:shd w:fill="F5F5F5" w:color="auto" w:val="clear"/>
+            <w:tcMar>
+              <w:top w:type="dxa" w:w="70"/>
+              <w:left w:type="dxa" w:w="100"/>
+              <w:bottom w:type="dxa" w:w="70"/>
+              <w:right w:type="dxa" w:w="100"/>
+            </w:tcMar>
+          </w:tcPr>
+          <w:p>
+            <w:r>
+              <w:rPr>
+                <w:b w:val="false"/>
+                <w:bCs w:val="false"/>
+                <w:sz w:val="18"/>
+                <w:szCs w:val="18"/>
+              </w:rPr>
+              <w:t xml:space="preserve">Update on your report — {charger}: {status}. {note}</w:t>
+            </w:r>
+          </w:p>
+        </w:tc>
+        <w:tc>
+          <w:tcPr>
+            <w:tcW w:type="dxa" w:w="1626"/>
+            <w:tcBorders>
+              <w:top w:val="single" w:color="BFBFBF" w:sz="4"/>
+              <w:left w:val="single" w:color="BFBFBF" w:sz="4"/>
+              <w:bottom w:val="single" w:color="BFBFBF" w:sz="4"/>
+              <w:right w:val="single" w:color="BFBFBF" w:sz="4"/>
+            </w:tcBorders>
+            <w:shd w:fill="F5F5F5" w:color="auto" w:val="clear"/>
+            <w:tcMar>
+              <w:top w:type="dxa" w:w="70"/>
+              <w:left w:type="dxa" w:w="100"/>
+              <w:bottom w:type="dxa" w:w="70"/>
+              <w:right w:type="dxa" w:w="100"/>
+            </w:tcMar>
+          </w:tcPr>
+          <w:p>
+            <w:r>
+              <w:rPr>
+                <w:b w:val="false"/>
+                <w:bCs w:val="false"/>
+                <w:sz w:val="18"/>
+                <w:szCs w:val="18"/>
+              </w:rPr>
+              <w:t xml:space="preserve">My reports</w:t>
             </w:r>
           </w:p>
         </w:tc>

--- a/docs/pilot-v3/02_EVNest_App_Screens_Specification_v3.docx
+++ b/docs/pilot-v3/02_EVNest_App_Screens_Specification_v3.docx
@@ -56,7 +56,7 @@
           <w:iCs/>
           <w:color w:val="555555"/>
         </w:rPr>
-        <w:t xml:space="preserve">Version 3.1 — Pilot MVP  ·  1 October 2026  ·  Adds damage and fault reporting</w:t>
+        <w:t xml:space="preserve">Version 3.2 — Pilot MVP  ·  1 October 2026  ·  Adds parking zones, tower-based flats and multiple admins (3.1: damage and fault reporting)</w:t>
       </w:r>
     </w:p>
     <w:p>
@@ -929,7 +929,7 @@
                 <w:sz w:val="18"/>
                 <w:szCs w:val="18"/>
               </w:rPr>
-              <w:t xml:space="preserve">Name, flat number</w:t>
+              <w:t xml:space="preserve">Name; tower (picker from the society’s tower list, e.g. A–Z); flat number (digits, e.g. 1604); preview “A-1604”</w:t>
             </w:r>
           </w:p>
         </w:tc>
@@ -986,7 +986,7 @@
                 <w:sz w:val="18"/>
                 <w:szCs w:val="18"/>
               </w:rPr>
-              <w:t xml:space="preserve">—</w:t>
+              <w:t xml:space="preserve">lookup_society (towers)</w:t>
             </w:r>
           </w:p>
         </w:tc>
@@ -1860,7 +1860,7 @@
                 <w:sz w:val="18"/>
                 <w:szCs w:val="18"/>
               </w:rPr>
-              <w:t xml:space="preserve">Position, people ahead, estimated time (“estimate”)</w:t>
+              <w:t xml:space="preserve">Zone (or “any zone”), position, people ahead, estimated time (“estimate”)</w:t>
             </w:r>
           </w:p>
         </w:tc>
@@ -2207,7 +2207,7 @@
                 <w:sz w:val="18"/>
                 <w:szCs w:val="18"/>
               </w:rPr>
-              <w:t xml:space="preserve">For the selected vehicle: name, location note, operator, status chip, “free at ~7:30 pm” or “overdue by 25 min” (no flat shown), “held until 7:42 pm”. Incompatible chargers greyed at the bottom.</w:t>
+              <w:t xml:space="preserve">Grouped by parking zone. For the selected vehicle: name, location note, operator, status chip, “free at ~7:30 pm” or “overdue by 25 min” (no flat shown), “held until 7:42 pm”. Incompatible chargers greyed at the bottom.</w:t>
             </w:r>
           </w:p>
         </w:tc>
@@ -2235,7 +2235,7 @@
                 <w:sz w:val="18"/>
                 <w:szCs w:val="18"/>
               </w:rPr>
-              <w:t xml:space="preserve">Tap for details. Join queue (only when no compatible charger is FREE)</w:t>
+              <w:t xml:space="preserve">Tap for details. Join queue (only when no compatible charger is FREE in the chosen zone)</w:t>
             </w:r>
           </w:p>
         </w:tc>
@@ -2264,7 +2264,7 @@
                 <w:sz w:val="18"/>
                 <w:szCs w:val="18"/>
               </w:rPr>
-              <w:t xml:space="preserve">v_chargers, join_queue</w:t>
+              <w:t xml:space="preserve">v_zones, v_chargers, join_queue</w:t>
             </w:r>
           </w:p>
         </w:tc>
@@ -2298,7 +2298,7 @@
                 <w:sz w:val="18"/>
                 <w:szCs w:val="18"/>
               </w:rPr>
-              <w:t xml:space="preserve">Charger detail</w:t>
+              <w:t xml:space="preserve">Join queue</w:t>
             </w:r>
           </w:p>
         </w:tc>
@@ -2327,7 +2327,7 @@
                 <w:sz w:val="18"/>
                 <w:szCs w:val="18"/>
               </w:rPr>
-              <w:t xml:space="preserve">Name, location, operator, connectors, status</w:t>
+              <w:t xml:space="preserve">Bottom sheet: vehicle; “Which parking zone?” — list of zones with free/busy counts, or “Any zone (fastest)”; turn window reminder (“you’ll have 20 minutes to get there”)</w:t>
             </w:r>
           </w:p>
         </w:tc>
@@ -2356,7 +2356,7 @@
                 <w:sz w:val="18"/>
                 <w:szCs w:val="18"/>
               </w:rPr>
-              <w:t xml:space="preserve">Scan QR to start (if FREE), Still occupied (if FREE), Join queue, Report damage or fault</w:t>
+              <w:t xml:space="preserve">Join</w:t>
             </w:r>
           </w:p>
         </w:tc>
@@ -2386,7 +2386,7 @@
                 <w:sz w:val="18"/>
                 <w:szCs w:val="18"/>
               </w:rPr>
-              <w:t xml:space="preserve">v_chargers</w:t>
+              <w:t xml:space="preserve">v_zones, join_queue</w:t>
             </w:r>
           </w:p>
         </w:tc>
@@ -2419,7 +2419,7 @@
                 <w:sz w:val="18"/>
                 <w:szCs w:val="18"/>
               </w:rPr>
-              <w:t xml:space="preserve">Queue</w:t>
+              <w:t xml:space="preserve">Charger detail</w:t>
             </w:r>
           </w:p>
         </w:tc>
@@ -2447,7 +2447,7 @@
                 <w:sz w:val="18"/>
                 <w:szCs w:val="18"/>
               </w:rPr>
-              <w:t xml:space="preserve">Position, people ahead, estimate, vehicle; note “one place per flat”</w:t>
+              <w:t xml:space="preserve">Name, location, operator, connectors, status</w:t>
             </w:r>
           </w:p>
         </w:tc>
@@ -2475,7 +2475,7 @@
                 <w:sz w:val="18"/>
                 <w:szCs w:val="18"/>
               </w:rPr>
-              <w:t xml:space="preserve">Leave queue (confirm)</w:t>
+              <w:t xml:space="preserve">Scan QR to start (if FREE), Still occupied (if FREE), Join queue, Report damage or fault</w:t>
             </w:r>
           </w:p>
         </w:tc>
@@ -2504,7 +2504,7 @@
                 <w:sz w:val="18"/>
                 <w:szCs w:val="18"/>
               </w:rPr>
-              <w:t xml:space="preserve">v_my_queue, leave_queue</w:t>
+              <w:t xml:space="preserve">v_chargers</w:t>
             </w:r>
           </w:p>
         </w:tc>
@@ -2538,7 +2538,7 @@
                 <w:sz w:val="18"/>
                 <w:szCs w:val="18"/>
               </w:rPr>
-              <w:t xml:space="preserve">Your turn</w:t>
+              <w:t xml:space="preserve">Queue</w:t>
             </w:r>
           </w:p>
         </w:tc>
@@ -2567,7 +2567,7 @@
                 <w:sz w:val="18"/>
                 <w:szCs w:val="18"/>
               </w:rPr>
-              <w:t xml:space="preserve">Charger, location, big countdown (or “paused”)</w:t>
+              <w:t xml:space="preserve">Zone (or any), position, people ahead, estimate, vehicle; note “one place per flat”</w:t>
             </w:r>
           </w:p>
         </w:tc>
@@ -2596,7 +2596,7 @@
                 <w:sz w:val="18"/>
                 <w:szCs w:val="18"/>
               </w:rPr>
-              <w:t xml:space="preserve">Scan QR to start · Still occupied · Give up turn</w:t>
+              <w:t xml:space="preserve">Leave queue (confirm)</w:t>
             </w:r>
           </w:p>
         </w:tc>
@@ -2626,7 +2626,7 @@
                 <w:sz w:val="18"/>
                 <w:szCs w:val="18"/>
               </w:rPr>
-              <w:t xml:space="preserve">v_my_queue, report_still_occupied, give_up_turn</w:t>
+              <w:t xml:space="preserve">v_my_queue, leave_queue</w:t>
             </w:r>
           </w:p>
         </w:tc>
@@ -2659,6 +2659,125 @@
                 <w:sz w:val="18"/>
                 <w:szCs w:val="18"/>
               </w:rPr>
+              <w:t xml:space="preserve">Your turn</w:t>
+            </w:r>
+          </w:p>
+        </w:tc>
+        <w:tc>
+          <w:tcPr>
+            <w:tcW w:type="dxa" w:w="3500"/>
+            <w:tcBorders>
+              <w:top w:val="single" w:color="BFBFBF" w:sz="4"/>
+              <w:left w:val="single" w:color="BFBFBF" w:sz="4"/>
+              <w:bottom w:val="single" w:color="BFBFBF" w:sz="4"/>
+              <w:right w:val="single" w:color="BFBFBF" w:sz="4"/>
+            </w:tcBorders>
+            <w:tcMar>
+              <w:top w:type="dxa" w:w="70"/>
+              <w:left w:type="dxa" w:w="100"/>
+              <w:bottom w:type="dxa" w:w="70"/>
+              <w:right w:type="dxa" w:w="100"/>
+            </w:tcMar>
+          </w:tcPr>
+          <w:p>
+            <w:r>
+              <w:rPr>
+                <w:b w:val="false"/>
+                <w:bCs w:val="false"/>
+                <w:sz w:val="18"/>
+                <w:szCs w:val="18"/>
+              </w:rPr>
+              <w:t xml:space="preserve">Charger, location, big countdown (or “paused”)</w:t>
+            </w:r>
+          </w:p>
+        </w:tc>
+        <w:tc>
+          <w:tcPr>
+            <w:tcW w:type="dxa" w:w="1900"/>
+            <w:tcBorders>
+              <w:top w:val="single" w:color="BFBFBF" w:sz="4"/>
+              <w:left w:val="single" w:color="BFBFBF" w:sz="4"/>
+              <w:bottom w:val="single" w:color="BFBFBF" w:sz="4"/>
+              <w:right w:val="single" w:color="BFBFBF" w:sz="4"/>
+            </w:tcBorders>
+            <w:tcMar>
+              <w:top w:type="dxa" w:w="70"/>
+              <w:left w:type="dxa" w:w="100"/>
+              <w:bottom w:type="dxa" w:w="70"/>
+              <w:right w:type="dxa" w:w="100"/>
+            </w:tcMar>
+          </w:tcPr>
+          <w:p>
+            <w:r>
+              <w:rPr>
+                <w:b w:val="false"/>
+                <w:bCs w:val="false"/>
+                <w:sz w:val="18"/>
+                <w:szCs w:val="18"/>
+              </w:rPr>
+              <w:t xml:space="preserve">Scan QR to start · Still occupied · Give up turn</w:t>
+            </w:r>
+          </w:p>
+        </w:tc>
+        <w:tc>
+          <w:tcPr>
+            <w:tcW w:type="dxa" w:w="1826"/>
+            <w:tcBorders>
+              <w:top w:val="single" w:color="BFBFBF" w:sz="4"/>
+              <w:left w:val="single" w:color="BFBFBF" w:sz="4"/>
+              <w:bottom w:val="single" w:color="BFBFBF" w:sz="4"/>
+              <w:right w:val="single" w:color="BFBFBF" w:sz="4"/>
+            </w:tcBorders>
+            <w:tcMar>
+              <w:top w:type="dxa" w:w="70"/>
+              <w:left w:type="dxa" w:w="100"/>
+              <w:bottom w:type="dxa" w:w="70"/>
+              <w:right w:type="dxa" w:w="100"/>
+            </w:tcMar>
+          </w:tcPr>
+          <w:p>
+            <w:r>
+              <w:rPr>
+                <w:rFonts w:ascii="Consolas" w:cs="Consolas" w:eastAsia="Consolas" w:hAnsi="Consolas"/>
+                <w:b w:val="false"/>
+                <w:bCs w:val="false"/>
+                <w:sz w:val="18"/>
+                <w:szCs w:val="18"/>
+              </w:rPr>
+              <w:t xml:space="preserve">v_my_queue, report_still_occupied, give_up_turn</w:t>
+            </w:r>
+          </w:p>
+        </w:tc>
+      </w:tr>
+      <w:tr>
+        <w:trPr>
+          <w:tblHeader w:val="off"/>
+        </w:trPr>
+        <w:tc>
+          <w:tcPr>
+            <w:tcW w:type="dxa" w:w="1800"/>
+            <w:tcBorders>
+              <w:top w:val="single" w:color="BFBFBF" w:sz="4"/>
+              <w:left w:val="single" w:color="BFBFBF" w:sz="4"/>
+              <w:bottom w:val="single" w:color="BFBFBF" w:sz="4"/>
+              <w:right w:val="single" w:color="BFBFBF" w:sz="4"/>
+            </w:tcBorders>
+            <w:shd w:fill="F5F5F5" w:color="auto" w:val="clear"/>
+            <w:tcMar>
+              <w:top w:type="dxa" w:w="70"/>
+              <w:left w:type="dxa" w:w="100"/>
+              <w:bottom w:type="dxa" w:w="70"/>
+              <w:right w:type="dxa" w:w="100"/>
+            </w:tcMar>
+          </w:tcPr>
+          <w:p>
+            <w:r>
+              <w:rPr>
+                <w:b w:val="false"/>
+                <w:bCs w:val="false"/>
+                <w:sz w:val="18"/>
+                <w:szCs w:val="18"/>
+              </w:rPr>
               <w:t xml:space="preserve">Turn missed</w:t>
             </w:r>
           </w:p>
@@ -2672,6 +2791,7 @@
               <w:bottom w:val="single" w:color="BFBFBF" w:sz="4"/>
               <w:right w:val="single" w:color="BFBFBF" w:sz="4"/>
             </w:tcBorders>
+            <w:shd w:fill="F5F5F5" w:color="auto" w:val="clear"/>
             <w:tcMar>
               <w:top w:type="dxa" w:w="70"/>
               <w:left w:type="dxa" w:w="100"/>
@@ -2700,6 +2820,7 @@
               <w:bottom w:val="single" w:color="BFBFBF" w:sz="4"/>
               <w:right w:val="single" w:color="BFBFBF" w:sz="4"/>
             </w:tcBorders>
+            <w:shd w:fill="F5F5F5" w:color="auto" w:val="clear"/>
             <w:tcMar>
               <w:top w:type="dxa" w:w="70"/>
               <w:left w:type="dxa" w:w="100"/>
@@ -2728,6 +2849,7 @@
               <w:bottom w:val="single" w:color="BFBFBF" w:sz="4"/>
               <w:right w:val="single" w:color="BFBFBF" w:sz="4"/>
             </w:tcBorders>
+            <w:shd w:fill="F5F5F5" w:color="auto" w:val="clear"/>
             <w:tcMar>
               <w:top w:type="dxa" w:w="70"/>
               <w:left w:type="dxa" w:w="100"/>
@@ -4153,7 +4275,7 @@
                 <w:sz w:val="18"/>
                 <w:szCs w:val="18"/>
               </w:rPr>
-              <w:t xml:space="preserve">Pending / Verified / Rejected-Suspended tabs; name, phone, typed flat, vehicles</w:t>
+              <w:t xml:space="preserve">Pending / Verified / Rejected-Suspended tabs; search and filter by tower; name, phone, tower and flat, vehicles</w:t>
             </w:r>
           </w:p>
         </w:tc>
@@ -4182,7 +4304,7 @@
                 <w:sz w:val="18"/>
                 <w:szCs w:val="18"/>
               </w:rPr>
-              <w:t xml:space="preserve">Approve (edit flat), Reject (reason), Suspend (reason), Reinstate</w:t>
+              <w:t xml:space="preserve">Approve (edit tower/flat), Reject (reason), Suspend (reason), Reinstate</w:t>
             </w:r>
           </w:p>
         </w:tc>
@@ -4245,7 +4367,7 @@
                 <w:sz w:val="18"/>
                 <w:szCs w:val="18"/>
               </w:rPr>
-              <w:t xml:space="preserve">Chargers</w:t>
+              <w:t xml:space="preserve">Zones</w:t>
             </w:r>
           </w:p>
         </w:tc>
@@ -4273,7 +4395,7 @@
                 <w:sz w:val="18"/>
                 <w:szCs w:val="18"/>
               </w:rPr>
-              <w:t xml:space="preserve">Name, location, operator, connectors, condition, QR source</w:t>
+              <w:t xml:space="preserve">Zones in order with their chargers</w:t>
             </w:r>
           </w:p>
         </w:tc>
@@ -4301,7 +4423,7 @@
                 <w:sz w:val="18"/>
                 <w:szCs w:val="18"/>
               </w:rPr>
-              <w:t xml:space="preserve">Add, Edit, Set condition (note), Re-scan QR</w:t>
+              <w:t xml:space="preserve">Add, Rename, Reorder</w:t>
             </w:r>
           </w:p>
         </w:tc>
@@ -4330,7 +4452,7 @@
                 <w:sz w:val="18"/>
                 <w:szCs w:val="18"/>
               </w:rPr>
-              <w:t xml:space="preserve">admin_add_charger, admin_update_charger, admin_set_condition, admin_rescan_qr</w:t>
+              <w:t xml:space="preserve">v_zones, admin_add_zone, admin_update_zone</w:t>
             </w:r>
           </w:p>
         </w:tc>
@@ -4364,7 +4486,7 @@
                 <w:sz w:val="18"/>
                 <w:szCs w:val="18"/>
               </w:rPr>
-              <w:t xml:space="preserve">Add / re-scan charger</w:t>
+              <w:t xml:space="preserve">Chargers</w:t>
             </w:r>
           </w:p>
         </w:tc>
@@ -4393,7 +4515,7 @@
                 <w:sz w:val="18"/>
                 <w:szCs w:val="18"/>
               </w:rPr>
-              <w:t xml:space="preserve">Form + “Scan the charger’s QR now” (captures location at the charger). Option: “Use an EVNest sticker instead” shows a printable code</w:t>
+              <w:t xml:space="preserve">Grouped by zone: name, location, operator, connectors, condition, QR source</w:t>
             </w:r>
           </w:p>
         </w:tc>
@@ -4422,7 +4544,7 @@
                 <w:sz w:val="18"/>
                 <w:szCs w:val="18"/>
               </w:rPr>
-              <w:t xml:space="preserve">Save</w:t>
+              <w:t xml:space="preserve">Add, Edit (incl. zone), Set condition (note), Re-scan QR</w:t>
             </w:r>
           </w:p>
         </w:tc>
@@ -4452,7 +4574,7 @@
                 <w:sz w:val="18"/>
                 <w:szCs w:val="18"/>
               </w:rPr>
-              <w:t xml:space="preserve">admin_add_charger / admin_rescan_qr</w:t>
+              <w:t xml:space="preserve">admin_add_charger, admin_update_charger, admin_set_condition, admin_rescan_qr</w:t>
             </w:r>
           </w:p>
         </w:tc>
@@ -4485,7 +4607,7 @@
                 <w:sz w:val="18"/>
                 <w:szCs w:val="18"/>
               </w:rPr>
-              <w:t xml:space="preserve">Sessions</w:t>
+              <w:t xml:space="preserve">Add / re-scan charger</w:t>
             </w:r>
           </w:p>
         </w:tc>
@@ -4513,7 +4635,7 @@
                 <w:sz w:val="18"/>
                 <w:szCs w:val="18"/>
               </w:rPr>
-              <w:t xml:space="preserve">Active (with overdue) and recent; flat shown; flags explained</w:t>
+              <w:t xml:space="preserve">Form + “Scan the charger’s QR now” (captures location at the charger). Option: “Use an EVNest sticker instead” shows a printable code</w:t>
             </w:r>
           </w:p>
         </w:tc>
@@ -4541,7 +4663,7 @@
                 <w:sz w:val="18"/>
                 <w:szCs w:val="18"/>
               </w:rPr>
-              <w:t xml:space="preserve">End session (note required)</w:t>
+              <w:t xml:space="preserve">Save</w:t>
             </w:r>
           </w:p>
         </w:tc>
@@ -4570,7 +4692,7 @@
                 <w:sz w:val="18"/>
                 <w:szCs w:val="18"/>
               </w:rPr>
-              <w:t xml:space="preserve">v_admin_sessions, admin_end_session</w:t>
+              <w:t xml:space="preserve">admin_add_charger / admin_rescan_qr</w:t>
             </w:r>
           </w:p>
         </w:tc>
@@ -4604,7 +4726,7 @@
                 <w:sz w:val="18"/>
                 <w:szCs w:val="18"/>
               </w:rPr>
-              <w:t xml:space="preserve">Queue</w:t>
+              <w:t xml:space="preserve">Sessions</w:t>
             </w:r>
           </w:p>
         </w:tc>
@@ -4633,7 +4755,7 @@
                 <w:sz w:val="18"/>
                 <w:szCs w:val="18"/>
               </w:rPr>
-              <w:t xml:space="preserve">Order, flat, vehicle connector, joined at, offer and expiry</w:t>
+              <w:t xml:space="preserve">Active (with overdue) and recent; flat shown; flags explained</w:t>
             </w:r>
           </w:p>
         </w:tc>
@@ -4662,7 +4784,7 @@
                 <w:sz w:val="18"/>
                 <w:szCs w:val="18"/>
               </w:rPr>
-              <w:t xml:space="preserve">View only</w:t>
+              <w:t xml:space="preserve">End session (note required)</w:t>
             </w:r>
           </w:p>
         </w:tc>
@@ -4692,7 +4814,7 @@
                 <w:sz w:val="18"/>
                 <w:szCs w:val="18"/>
               </w:rPr>
-              <w:t xml:space="preserve">v_admin_queue</w:t>
+              <w:t xml:space="preserve">v_admin_sessions, admin_end_session</w:t>
             </w:r>
           </w:p>
         </w:tc>
@@ -4725,7 +4847,7 @@
                 <w:sz w:val="18"/>
                 <w:szCs w:val="18"/>
               </w:rPr>
-              <w:t xml:space="preserve">Reports</w:t>
+              <w:t xml:space="preserve">Queue</w:t>
             </w:r>
           </w:p>
         </w:tc>
@@ -4753,7 +4875,7 @@
                 <w:sz w:val="18"/>
                 <w:szCs w:val="18"/>
               </w:rPr>
-              <w:t xml:space="preserve">Open “still occupied” reports: charger, reporter, previous flat, time</w:t>
+              <w:t xml:space="preserve">Order, flat, zone (or any), vehicle connector, joined at, offer and expiry; filter by zone</w:t>
             </w:r>
           </w:p>
         </w:tc>
@@ -4781,7 +4903,7 @@
                 <w:sz w:val="18"/>
                 <w:szCs w:val="18"/>
               </w:rPr>
-              <w:t xml:space="preserve">Resolve (note)</w:t>
+              <w:t xml:space="preserve">View only</w:t>
             </w:r>
           </w:p>
         </w:tc>
@@ -4810,7 +4932,7 @@
                 <w:sz w:val="18"/>
                 <w:szCs w:val="18"/>
               </w:rPr>
-              <w:t xml:space="preserve">admin_resolve_report</w:t>
+              <w:t xml:space="preserve">v_admin_queue</w:t>
             </w:r>
           </w:p>
         </w:tc>
@@ -4844,7 +4966,7 @@
                 <w:sz w:val="18"/>
                 <w:szCs w:val="18"/>
               </w:rPr>
-              <w:t xml:space="preserve">Usage log</w:t>
+              <w:t xml:space="preserve">Reports</w:t>
             </w:r>
           </w:p>
         </w:tc>
@@ -4873,7 +4995,7 @@
                 <w:sz w:val="18"/>
                 <w:szCs w:val="18"/>
               </w:rPr>
-              <w:t xml:space="preserve">Month picker; per flat: sessions, time used, overdue time, flags, missed turns</w:t>
+              <w:t xml:space="preserve">Open “still occupied” reports: charger, reporter, previous flat, time</w:t>
             </w:r>
           </w:p>
         </w:tc>
@@ -4902,7 +5024,7 @@
                 <w:sz w:val="18"/>
                 <w:szCs w:val="18"/>
               </w:rPr>
-              <w:t xml:space="preserve">Export CSV (can slip)</w:t>
+              <w:t xml:space="preserve">Resolve (note)</w:t>
             </w:r>
           </w:p>
         </w:tc>
@@ -4932,7 +5054,7 @@
                 <w:sz w:val="18"/>
                 <w:szCs w:val="18"/>
               </w:rPr>
-              <w:t xml:space="preserve">v_usage_by_flat_month</w:t>
+              <w:t xml:space="preserve">admin_resolve_report</w:t>
             </w:r>
           </w:p>
         </w:tc>
@@ -4965,7 +5087,7 @@
                 <w:sz w:val="18"/>
                 <w:szCs w:val="18"/>
               </w:rPr>
-              <w:t xml:space="preserve">Incidents</w:t>
+              <w:t xml:space="preserve">Usage log</w:t>
             </w:r>
           </w:p>
         </w:tc>
@@ -4993,7 +5115,7 @@
                 <w:sz w:val="18"/>
                 <w:szCs w:val="18"/>
               </w:rPr>
-              <w:t xml:space="preserve">Open first: charger, type, time, reporter, photos, linked session (time, flat, resident name and phone), history</w:t>
+              <w:t xml:space="preserve">Month picker; per flat: sessions, time used, overdue time, flags, missed turns</w:t>
             </w:r>
           </w:p>
         </w:tc>
@@ -5021,7 +5143,7 @@
                 <w:sz w:val="18"/>
                 <w:szCs w:val="18"/>
               </w:rPr>
-              <w:t xml:space="preserve">Change status, add charging company reference and note, Share PDF (WhatsApp/email), Set charger back to OK</w:t>
+              <w:t xml:space="preserve">Export CSV (can slip)</w:t>
             </w:r>
           </w:p>
         </w:tc>
@@ -5050,7 +5172,7 @@
                 <w:sz w:val="18"/>
                 <w:szCs w:val="18"/>
               </w:rPr>
-              <w:t xml:space="preserve">v_admin_incidents, admin_update_incident, admin_set_condition</w:t>
+              <w:t xml:space="preserve">v_usage_by_flat_month</w:t>
             </w:r>
           </w:p>
         </w:tc>
@@ -5084,6 +5206,127 @@
                 <w:sz w:val="18"/>
                 <w:szCs w:val="18"/>
               </w:rPr>
+              <w:t xml:space="preserve">Incidents</w:t>
+            </w:r>
+          </w:p>
+        </w:tc>
+        <w:tc>
+          <w:tcPr>
+            <w:tcW w:type="dxa" w:w="3500"/>
+            <w:tcBorders>
+              <w:top w:val="single" w:color="BFBFBF" w:sz="4"/>
+              <w:left w:val="single" w:color="BFBFBF" w:sz="4"/>
+              <w:bottom w:val="single" w:color="BFBFBF" w:sz="4"/>
+              <w:right w:val="single" w:color="BFBFBF" w:sz="4"/>
+            </w:tcBorders>
+            <w:shd w:fill="F5F5F5" w:color="auto" w:val="clear"/>
+            <w:tcMar>
+              <w:top w:type="dxa" w:w="70"/>
+              <w:left w:type="dxa" w:w="100"/>
+              <w:bottom w:type="dxa" w:w="70"/>
+              <w:right w:type="dxa" w:w="100"/>
+            </w:tcMar>
+          </w:tcPr>
+          <w:p>
+            <w:r>
+              <w:rPr>
+                <w:b w:val="false"/>
+                <w:bCs w:val="false"/>
+                <w:sz w:val="18"/>
+                <w:szCs w:val="18"/>
+              </w:rPr>
+              <w:t xml:space="preserve">Open first: charger, type, time, reporter, photos, linked session (time, flat, resident name and phone), history</w:t>
+            </w:r>
+          </w:p>
+        </w:tc>
+        <w:tc>
+          <w:tcPr>
+            <w:tcW w:type="dxa" w:w="1900"/>
+            <w:tcBorders>
+              <w:top w:val="single" w:color="BFBFBF" w:sz="4"/>
+              <w:left w:val="single" w:color="BFBFBF" w:sz="4"/>
+              <w:bottom w:val="single" w:color="BFBFBF" w:sz="4"/>
+              <w:right w:val="single" w:color="BFBFBF" w:sz="4"/>
+            </w:tcBorders>
+            <w:shd w:fill="F5F5F5" w:color="auto" w:val="clear"/>
+            <w:tcMar>
+              <w:top w:type="dxa" w:w="70"/>
+              <w:left w:type="dxa" w:w="100"/>
+              <w:bottom w:type="dxa" w:w="70"/>
+              <w:right w:type="dxa" w:w="100"/>
+            </w:tcMar>
+          </w:tcPr>
+          <w:p>
+            <w:r>
+              <w:rPr>
+                <w:b w:val="false"/>
+                <w:bCs w:val="false"/>
+                <w:sz w:val="18"/>
+                <w:szCs w:val="18"/>
+              </w:rPr>
+              <w:t xml:space="preserve">Change status, add charging company reference and note, Share PDF (WhatsApp/email), Set charger back to OK</w:t>
+            </w:r>
+          </w:p>
+        </w:tc>
+        <w:tc>
+          <w:tcPr>
+            <w:tcW w:type="dxa" w:w="1826"/>
+            <w:tcBorders>
+              <w:top w:val="single" w:color="BFBFBF" w:sz="4"/>
+              <w:left w:val="single" w:color="BFBFBF" w:sz="4"/>
+              <w:bottom w:val="single" w:color="BFBFBF" w:sz="4"/>
+              <w:right w:val="single" w:color="BFBFBF" w:sz="4"/>
+            </w:tcBorders>
+            <w:shd w:fill="F5F5F5" w:color="auto" w:val="clear"/>
+            <w:tcMar>
+              <w:top w:type="dxa" w:w="70"/>
+              <w:left w:type="dxa" w:w="100"/>
+              <w:bottom w:type="dxa" w:w="70"/>
+              <w:right w:type="dxa" w:w="100"/>
+            </w:tcMar>
+          </w:tcPr>
+          <w:p>
+            <w:r>
+              <w:rPr>
+                <w:rFonts w:ascii="Consolas" w:cs="Consolas" w:eastAsia="Consolas" w:hAnsi="Consolas"/>
+                <w:b w:val="false"/>
+                <w:bCs w:val="false"/>
+                <w:sz w:val="18"/>
+                <w:szCs w:val="18"/>
+              </w:rPr>
+              <w:t xml:space="preserve">v_admin_incidents, admin_update_incident, admin_set_condition</w:t>
+            </w:r>
+          </w:p>
+        </w:tc>
+      </w:tr>
+      <w:tr>
+        <w:trPr>
+          <w:tblHeader w:val="off"/>
+        </w:trPr>
+        <w:tc>
+          <w:tcPr>
+            <w:tcW w:type="dxa" w:w="1800"/>
+            <w:tcBorders>
+              <w:top w:val="single" w:color="BFBFBF" w:sz="4"/>
+              <w:left w:val="single" w:color="BFBFBF" w:sz="4"/>
+              <w:bottom w:val="single" w:color="BFBFBF" w:sz="4"/>
+              <w:right w:val="single" w:color="BFBFBF" w:sz="4"/>
+            </w:tcBorders>
+            <w:tcMar>
+              <w:top w:type="dxa" w:w="70"/>
+              <w:left w:type="dxa" w:w="100"/>
+              <w:bottom w:type="dxa" w:w="70"/>
+              <w:right w:type="dxa" w:w="100"/>
+            </w:tcMar>
+          </w:tcPr>
+          <w:p>
+            <w:r>
+              <w:rPr>
+                <w:b w:val="false"/>
+                <w:bCs w:val="false"/>
+                <w:sz w:val="18"/>
+                <w:szCs w:val="18"/>
+              </w:rPr>
               <w:t xml:space="preserve">Settings</w:t>
             </w:r>
           </w:p>
@@ -5097,7 +5340,6 @@
               <w:bottom w:val="single" w:color="BFBFBF" w:sz="4"/>
               <w:right w:val="single" w:color="BFBFBF" w:sz="4"/>
             </w:tcBorders>
-            <w:shd w:fill="F5F5F5" w:color="auto" w:val="clear"/>
             <w:tcMar>
               <w:top w:type="dxa" w:w="70"/>
               <w:left w:type="dxa" w:w="100"/>
@@ -5126,7 +5368,6 @@
               <w:bottom w:val="single" w:color="BFBFBF" w:sz="4"/>
               <w:right w:val="single" w:color="BFBFBF" w:sz="4"/>
             </w:tcBorders>
-            <w:shd w:fill="F5F5F5" w:color="auto" w:val="clear"/>
             <w:tcMar>
               <w:top w:type="dxa" w:w="70"/>
               <w:left w:type="dxa" w:w="100"/>
@@ -5155,7 +5396,6 @@
               <w:bottom w:val="single" w:color="BFBFBF" w:sz="4"/>
               <w:right w:val="single" w:color="BFBFBF" w:sz="4"/>
             </w:tcBorders>
-            <w:shd w:fill="F5F5F5" w:color="auto" w:val="clear"/>
             <w:tcMar>
               <w:top w:type="dxa" w:w="70"/>
               <w:left w:type="dxa" w:w="100"/>
